--- a/pr-preview/pr-157/demo-shortcode.docx
+++ b/pr-preview/pr-157/demo-shortcode.docx
@@ -736,16 +736,21 @@
               <w:pStyle w:val="Compact"/>
             </w:pPr>
             <m:oMath>
-              <m:acc>
-                <m:accPr>
-                  <m:chr m:val="̃"/>
-                </m:accPr>
+              <m:limLow>
                 <m:e>
                   <m:r>
                     <m:t>μ</m:t>
                   </m:r>
                 </m:e>
-              </m:acc>
+                <m:lim>
+                  <m:r>
+                    <m:rPr>
+                      <m:sty m:val="p"/>
+                    </m:rPr>
+                    <m:t>∼</m:t>
+                  </m:r>
+                </m:lim>
+              </m:limLow>
             </m:oMath>
             <w:r>
               <w:t xml:space="preserve">​</w:t>
